--- a/Tank_Controller_User_Manual.docx
+++ b/Tank_Controller_User_Manual.docx
@@ -1280,7 +1280,17 @@
         <w:t xml:space="preserve">Water level (optical sensor)</w:t>
       </w:r>
       <w:r>
-        <w:t xml:space="preserve"> — mounted at your normal water line. Tells the controller when evaporation has dropped the level and a top-up is needed.</w:t>
+        <w:t xml:space="preserve"> — mounted at your normal water line. Shown as </w:t>
+      </w:r>
+      <w:r>
+        <w:rPr>
+          <w:b/>
+          <w:bCs/>
+        </w:rPr>
+        <w:t xml:space="preserve">Top Up Needed</w:t>
+      </w:r>
+      <w:r>
+        <w:t xml:space="preserve"> in the control panel: it switches on when evaporation has dropped the level far enough to need topping up.</w:t>
       </w:r>
     </w:p>
     <w:p>
@@ -1837,7 +1847,7 @@
                 <w:sz w:val="20"/>
                 <w:szCs w:val="20"/>
               </w:rPr>
-              <w:t xml:space="preserve">Live readings: time, temperature, leak, floats, water level</w:t>
+              <w:t xml:space="preserve">Live readings: time, temperature, leak, floats, top-up level</w:t>
             </w:r>
           </w:p>
         </w:tc>
@@ -3675,6 +3685,57 @@
     </w:p>
     <w:p>
       <w:pPr>
+        <w:spacing w:after="120"/>
+      </w:pPr>
+    </w:p>
+    <w:tbl>
+      <w:tblPr>
+        <w:tblW w:type="dxa" w:w="9360"/>
+        <w:tblBorders>
+          <w:top w:val="single" w:color="1F5C7A" w:sz="2"/>
+          <w:left w:val="single" w:color="1F5C7A" w:sz="12"/>
+          <w:bottom w:val="single" w:color="1F5C7A" w:sz="2"/>
+          <w:right w:val="single" w:color="1F5C7A" w:sz="2"/>
+          <w:insideH w:val="none"/>
+          <w:insideV w:val="none"/>
+        </w:tblBorders>
+      </w:tblPr>
+      <w:tblGrid>
+        <w:gridCol w:w="9360"/>
+      </w:tblGrid>
+      <w:tr>
+        <w:tc>
+          <w:tcPr>
+            <w:tcW w:type="dxa" w:w="9360"/>
+            <w:shd w:fill="EAF1F5" w:val="clear"/>
+            <w:tcMar>
+              <w:top w:type="dxa" w:w="140"/>
+              <w:left w:type="dxa" w:w="180"/>
+              <w:bottom w:type="dxa" w:w="140"/>
+              <w:right w:type="dxa" w:w="180"/>
+            </w:tcMar>
+          </w:tcPr>
+          <w:p>
+            <w:pPr>
+              <w:spacing w:after="0" w:line="276"/>
+            </w:pPr>
+            <w:r>
+              <w:rPr>
+                <w:b/>
+                <w:bCs/>
+                <w:color w:val="1F5C7A"/>
+              </w:rPr>
+              <w:t xml:space="preserve">If the ATO reaches its time limit  </w:t>
+            </w:r>
+            <w:r>
+              <w:t xml:space="preserve">It stops itself and stays stopped until you press Continue. This is deliberate — a top-up that runs the full Max Runtime without satisfying the level sensor usually means an empty reservoir, a blocked line or a failed sensor, and the controller will not quietly keep trying. Check the cause first, then press Continue.</w:t>
+            </w:r>
+          </w:p>
+        </w:tc>
+      </w:tr>
+    </w:tbl>
+    <w:p>
+      <w:pPr>
         <w:pStyle w:val="Heading2"/>
         <w:spacing w:after="120" w:before="280"/>
       </w:pPr>
@@ -4200,7 +4261,7 @@
                 <w:sz w:val="20"/>
                 <w:szCs w:val="20"/>
               </w:rPr>
-              <w:t xml:space="preserve">The safety limit was hit. Press Top Up Now or Cancel to reset</w:t>
+              <w:t xml:space="preserve">The safety limit was hit and the ATO has stopped itself. Press Continue</w:t>
             </w:r>
           </w:p>
         </w:tc>
@@ -5455,6 +5516,19 @@
     </w:p>
     <w:p>
       <w:pPr>
+        <w:spacing w:after="60"/>
+      </w:pPr>
+    </w:p>
+    <w:p>
+      <w:pPr>
+        <w:spacing w:after="120" w:line="276"/>
+      </w:pPr>
+      <w:r>
+        <w:t xml:space="preserve">Each float switches OFF when its condition is met — so a float assigned to "Reservoir Empty" reads OFF once the reservoir actually is empty. This is a safety choice: a float that comes loose or loses a wire reads ON, which the controller treats as "condition not met", rather than silently reporting a level it cannot actually see.</w:t>
+      </w:r>
+    </w:p>
+    <w:p>
+      <w:pPr>
         <w:pStyle w:val="Heading2"/>
         <w:spacing w:after="120" w:before="280"/>
       </w:pPr>
@@ -7466,7 +7540,7 @@
         <w:spacing w:after="80" w:line="276"/>
       </w:pPr>
       <w:r>
-        <w:t xml:space="preserve">If it says max runtime reached, the pump ran out of time — check the reservoir has water and the tubing is not blocked, then press Top Up Now.</w:t>
+        <w:t xml:space="preserve">If it says max runtime reached, the ATO stopped itself on its safety limit. Check the reservoir has water and the tubing is not blocked, then press Continue.</w:t>
       </w:r>
     </w:p>
     <w:p>

--- a/Tank_Controller_User_Manual.docx
+++ b/Tank_Controller_User_Manual.docx
@@ -5524,7 +5524,15 @@
         <w:spacing w:after="120" w:line="276"/>
       </w:pPr>
       <w:r>
-        <w:t xml:space="preserve">Each float switches OFF when its condition is met — so a float assigned to "Reservoir Empty" reads OFF once the reservoir actually is empty. This is a safety choice: a float that comes loose or loses a wire reads ON, which the controller treats as "condition not met", rather than silently reporting a level it cannot actually see.</w:t>
+        <w:t xml:space="preserve">Each float switches OFF when its condition is met — so a float assigned to "Reservoir Empty" reads OFF once the reservoir actually is empty.</w:t>
+      </w:r>
+    </w:p>
+    <w:p>
+      <w:pPr>
+        <w:spacing w:after="120" w:line="276"/>
+      </w:pPr>
+      <w:r>
+        <w:t xml:space="preserve">A disconnected or failed float also reads OFF, which the controller treats the same way: as though the condition is met. That is deliberate. A float that comes loose is assumed to be reporting an empty reservoir, a full waste container or a tank at its failsafe level, so the controller stops rather than carrying on with a sensor it cannot trust. If a process keeps stopping for no obvious reason, check that float’s wiring before changing any settings.</w:t>
       </w:r>
     </w:p>
     <w:p>
